--- a/Quanta, Actually - SERIES/QED Course/chapters/Lesson 58 Pair Production.docx
+++ b/Quanta, Actually - SERIES/QED Course/chapters/Lesson 58 Pair Production.docx
@@ -17,7 +17,7 @@
         <w:jc w:val="center"/>
       </w:pPr>
       <w:r>
-        <w:t>Lesson 58 of the Complete Quantum Electrodynamics Course</w:t>
+        <w:t>Lesson 58 of Quantum, Actually, Volume 2: A QED Course</w:t>
       </w:r>
     </w:p>
     <w:p>
@@ -98,7 +98,25 @@
         <w:pStyle w:val="ListBullet"/>
       </w:pPr>
       <w:r>
-        <w:t>Show that the direct and crossed squared-amplitude traces, T_AA and T_BB, reduce to 8tu each, matching Lesson 56's formula exactly.</w:t>
+        <w:t>Show that the direct and crossed squared-amplitude traces, T</w:t>
+      </w:r>
+      <w:r>
+        <w:rPr>
+          <w:vertAlign w:val="subscript"/>
+        </w:rPr>
+        <w:t>AA</w:t>
+      </w:r>
+      <w:r>
+        <w:t xml:space="preserve"> and T</w:t>
+      </w:r>
+      <w:r>
+        <w:rPr>
+          <w:vertAlign w:val="subscript"/>
+        </w:rPr>
+        <w:t>BB</w:t>
+      </w:r>
+      <w:r>
+        <w:t>, reduce to 8tu each, matching Lesson 56's formula exactly.</w:t>
       </w:r>
     </w:p>
     <w:p>
@@ -106,7 +124,16 @@
         <w:pStyle w:val="ListBullet"/>
       </w:pPr>
       <w:r>
-        <w:t>Show that the interference trace T_AB vanishes identically, by the same interleaved-contraction mechanism as Lessons 56 and 56.</w:t>
+        <w:t>Show that the interference trace T</w:t>
+      </w:r>
+      <w:r>
+        <w:rPr>
+          <w:vertAlign w:val="subscript"/>
+        </w:rPr>
+        <w:t>AB</w:t>
+      </w:r>
+      <w:r>
+        <w:t xml:space="preserve"> vanishes identically, by the same interleaved-contraction mechanism as Lessons 56 and 56.</w:t>
       </w:r>
     </w:p>
     <w:p>
@@ -311,6 +338,67 @@
         </w:tc>
       </w:tr>
     </w:tbl>
+    <w:tbl>
+      <w:tblPr>
+        <w:tblW w:type="auto" w:w="0"/>
+        <w:jc w:val="center"/>
+        <w:tblLayout w:type="fixed"/>
+        <w:tblLook w:firstColumn="1" w:firstRow="1" w:lastColumn="0" w:lastRow="0" w:noHBand="0" w:noVBand="1" w:val="04A0"/>
+        <w:tblBorders>
+          <w:top w:val="single" w:sz="8" w:color="7FA7CF"/>
+          <w:left w:val="single" w:sz="8" w:color="7FA7CF"/>
+          <w:bottom w:val="single" w:sz="8" w:color="7FA7CF"/>
+          <w:right w:val="single" w:sz="8" w:color="7FA7CF"/>
+        </w:tblBorders>
+      </w:tblPr>
+      <w:tblGrid>
+        <w:gridCol w:w="9392"/>
+      </w:tblGrid>
+      <w:tr>
+        <w:tc>
+          <w:tcPr>
+            <w:tcW w:type="dxa" w:w="9392"/>
+            <w:shd w:fill="F3F7FB"/>
+            <w:tcMar>
+              <w:top w:w="140" w:type="dxa"/>
+              <w:start w:w="140" w:type="dxa"/>
+              <w:bottom w:w="140" w:type="dxa"/>
+              <w:end w:w="140" w:type="dxa"/>
+            </w:tcMar>
+          </w:tcPr>
+          <w:p>
+            <w:r>
+              <w:rPr>
+                <w:b/>
+                <w:color w:val="1F4E78"/>
+              </w:rPr>
+              <w:t>First pass: the result before the derivation</w:t>
+            </w:r>
+          </w:p>
+          <w:p>
+            <w:pPr>
+              <w:spacing w:after="60"/>
+            </w:pPr>
+            <w:r>
+              <w:t>γγ → e⁺e⁻ reuses the annihilation result by crossing and needs s ≥ 4m², at least 1.022 MeV in the CM frame.</w:t>
+            </w:r>
+          </w:p>
+          <w:p>
+            <w:pPr>
+              <w:spacing w:after="60"/>
+            </w:pPr>
+            <w:r>
+              <w:t>Matter from light has a threshold: two electron masses of energy.</w:t>
+            </w:r>
+          </w:p>
+        </w:tc>
+      </w:tr>
+    </w:tbl>
+    <w:p>
+      <w:pPr>
+        <w:spacing w:after="80"/>
+      </w:pPr>
+    </w:p>
     <w:p>
       <w:pPr>
         <w:pStyle w:val="Heading2"/>
@@ -329,7 +417,115 @@
     </w:p>
     <w:p>
       <w:r>
-        <w:t>Following the identical Wick-contraction method as Lesson 56, but with the roles of initial and final states reversed relative to that lesson's process: ψ̄(x₁) creates the outgoing electron (ū(p₁)e^(ip₁x₁)), ψ(x₂) creates the outgoing positron (v(p₂)e^(ip₂x₂)), and A_α(x₁), A_β(x₂) absorb the two incoming photons (ε_α(k₁)e^(−ik₁x₁), ε_β(k₂)e^(−ik₂x₂)); the leftover ψ(x₁), ψ̄(x₂) form the internal propagator. The vertex integrals fix the direct diagram's internal momentum to q_A=p₁−k₁ (q_A²=t) and the crossed diagram's to q_B=p₁−k₂ (q_B²=u), the pattern of Lesson 50 and Lesson 56 applied to this process's own external legs.</w:t>
+        <w:t>Following the identical Wick-contraction method as Lesson 56, but with the roles of initial and final states reversed relative to that lesson's process: ψ̄(x₁) creates the outgoing electron (ū(p₁)e</w:t>
+      </w:r>
+      <w:r>
+        <w:rPr>
+          <w:vertAlign w:val="superscript"/>
+        </w:rPr>
+        <w:t>ip₁x₁</w:t>
+      </w:r>
+      <w:r>
+        <w:t>), ψ(x₂) creates the outgoing positron (v(p₂)e</w:t>
+      </w:r>
+      <w:r>
+        <w:rPr>
+          <w:vertAlign w:val="superscript"/>
+        </w:rPr>
+        <w:t>ip₂x₂</w:t>
+      </w:r>
+      <w:r>
+        <w:t>), and A</w:t>
+      </w:r>
+      <w:r>
+        <w:rPr>
+          <w:vertAlign w:val="subscript"/>
+        </w:rPr>
+        <w:t>α</w:t>
+      </w:r>
+      <w:r>
+        <w:t>(x₁), A</w:t>
+      </w:r>
+      <w:r>
+        <w:rPr>
+          <w:vertAlign w:val="subscript"/>
+        </w:rPr>
+        <w:t>β</w:t>
+      </w:r>
+      <w:r>
+        <w:t>(x₂) absorb the two incoming photons (ε</w:t>
+      </w:r>
+      <w:r>
+        <w:rPr>
+          <w:vertAlign w:val="subscript"/>
+        </w:rPr>
+        <w:t>α</w:t>
+      </w:r>
+      <w:r>
+        <w:t>(k₁)e</w:t>
+      </w:r>
+      <w:r>
+        <w:rPr>
+          <w:vertAlign w:val="superscript"/>
+        </w:rPr>
+        <w:t>−ik₁x₁</w:t>
+      </w:r>
+      <w:r>
+        <w:t>, ε</w:t>
+      </w:r>
+      <w:r>
+        <w:rPr>
+          <w:vertAlign w:val="subscript"/>
+        </w:rPr>
+        <w:t>β</w:t>
+      </w:r>
+      <w:r>
+        <w:t>(k₂)e</w:t>
+      </w:r>
+      <w:r>
+        <w:rPr>
+          <w:vertAlign w:val="superscript"/>
+        </w:rPr>
+        <w:t>−ik₂x₂</w:t>
+      </w:r>
+      <w:r>
+        <w:t>); the leftover ψ(x₁), ψ̄(x₂) form the internal propagator. The vertex integrals fix the direct diagram's internal momentum to q</w:t>
+      </w:r>
+      <w:r>
+        <w:rPr>
+          <w:vertAlign w:val="subscript"/>
+        </w:rPr>
+        <w:t>A</w:t>
+      </w:r>
+      <w:r>
+        <w:t>=p₁−k₁ (q</w:t>
+      </w:r>
+      <w:r>
+        <w:rPr>
+          <w:vertAlign w:val="subscript"/>
+        </w:rPr>
+        <w:t>A</w:t>
+      </w:r>
+      <w:r>
+        <w:t>²=t) and the crossed diagram's to q</w:t>
+      </w:r>
+      <w:r>
+        <w:rPr>
+          <w:vertAlign w:val="subscript"/>
+        </w:rPr>
+        <w:t>B</w:t>
+      </w:r>
+      <w:r>
+        <w:t>=p₁−k₂ (q</w:t>
+      </w:r>
+      <w:r>
+        <w:rPr>
+          <w:vertAlign w:val="subscript"/>
+        </w:rPr>
+        <w:t>B</w:t>
+      </w:r>
+      <w:r>
+        <w:t>²=u), the pattern of Lesson 50 and Lesson 56 applied to this process's own external legs.</w:t>
       </w:r>
     </w:p>
     <w:p>
@@ -887,6 +1083,60 @@
       </m:oMathPara>
     </w:p>
     <w:p>
+      <w:pPr>
+        <w:keepNext/>
+        <w:spacing w:before="160" w:after="40"/>
+        <w:jc w:val="center"/>
+      </w:pPr>
+      <w:r>
+        <w:drawing>
+          <wp:inline xmlns:a="http://schemas.openxmlformats.org/drawingml/2006/main" xmlns:pic="http://schemas.openxmlformats.org/drawingml/2006/picture">
+            <wp:extent cx="5486400" cy="2038662"/>
+            <wp:docPr id="1" name="Picture 1"/>
+            <wp:cNvGraphicFramePr>
+              <a:graphicFrameLocks noChangeAspect="1"/>
+            </wp:cNvGraphicFramePr>
+            <a:graphic>
+              <a:graphicData uri="http://schemas.openxmlformats.org/drawingml/2006/picture">
+                <pic:pic>
+                  <pic:nvPicPr>
+                    <pic:cNvPr id="0" name="L58_pair.png"/>
+                    <pic:cNvPicPr/>
+                  </pic:nvPicPr>
+                  <pic:blipFill>
+                    <a:blip r:embed="rId11"/>
+                    <a:stretch>
+                      <a:fillRect/>
+                    </a:stretch>
+                  </pic:blipFill>
+                  <pic:spPr>
+                    <a:xfrm>
+                      <a:off x="0" y="0"/>
+                      <a:ext cx="5486400" cy="2038662"/>
+                    </a:xfrm>
+                    <a:prstGeom prst="rect"/>
+                  </pic:spPr>
+                </pic:pic>
+              </a:graphicData>
+            </a:graphic>
+          </wp:inline>
+        </w:drawing>
+      </w:r>
+    </w:p>
+    <w:p>
+      <w:pPr>
+        <w:spacing w:after="200"/>
+        <w:jc w:val="center"/>
+      </w:pPr>
+      <w:r>
+        <w:rPr>
+          <w:i/>
+          <w:sz w:val="19"/>
+        </w:rPr>
+        <w:t>Figure 58.1. Pair production γγ → e⁺e⁻: the crossing of Lesson 56's annihilation diagrams.</w:t>
+      </w:r>
+    </w:p>
+    <w:p>
       <w:r>
         <w:t>adding with a plus sign, since the two diagrams again differ only in which bosonic photon field is paired with which incoming photon (Lesson 56, Section 1.2).</w:t>
       </w:r>
@@ -902,7 +1152,25 @@
     </w:p>
     <w:p>
       <w:r>
-        <w:t>Explain, in one sentence, why this process's amplitude structure closely resembles Lesson 56's ℳ_A, ℳ_B rather than Lesson 57's. Both this process and Lesson 56's involve one electron line and one positron line connected by a photon-emitting or photon-absorbing internal propagator (ū(p₁)⋯v(p₂) in both cases), whereas Compton scattering's amplitude instead has the same electron, ū(p′)⋯u(p), on both ends of the fermion line; the specific spinor sandwich, not merely the number of diagrams, determines which earlier calculation a new one most resembles.</w:t>
+        <w:t>Explain, in one sentence, why this process's amplitude structure closely resembles Lesson 56's ℳ</w:t>
+      </w:r>
+      <w:r>
+        <w:rPr>
+          <w:vertAlign w:val="subscript"/>
+        </w:rPr>
+        <w:t>A</w:t>
+      </w:r>
+      <w:r>
+        <w:t>, ℳ</w:t>
+      </w:r>
+      <w:r>
+        <w:rPr>
+          <w:vertAlign w:val="subscript"/>
+        </w:rPr>
+        <w:t>B</w:t>
+      </w:r>
+      <w:r>
+        <w:t xml:space="preserve"> rather than Lesson 57's. Both this process and Lesson 56's involve one electron line and one positron line connected by a photon-emitting or photon-absorbing internal propagator (ū(p₁)⋯v(p₂) in both cases), whereas Compton scattering's amplitude instead has the same electron, ū(p′)⋯u(p), on both ends of the fermion line; the specific spinor sandwich, not merely the number of diagrams, determines which earlier calculation a new one most resembles.</w:t>
       </w:r>
     </w:p>
     <w:p>
@@ -1138,7 +1406,25 @@
     </w:p>
     <w:p>
       <w:r>
-        <w:t>Comparing index placement with Lesson 56, Section 2.2's T_AA (which had the identical pattern with p₁↔p̸₁, p₂↔p̸₂ and q_A unchanged in role), the calculation is identical term for term. In the massless limit,</w:t>
+        <w:t>Comparing index placement with Lesson 56, Section 2.2's T</w:t>
+      </w:r>
+      <w:r>
+        <w:rPr>
+          <w:vertAlign w:val="subscript"/>
+        </w:rPr>
+        <w:t>AA</w:t>
+      </w:r>
+      <w:r>
+        <w:t xml:space="preserve"> (which had the identical pattern with p₁↔p̸₁, p₂↔p̸₂ and q</w:t>
+      </w:r>
+      <w:r>
+        <w:rPr>
+          <w:vertAlign w:val="subscript"/>
+        </w:rPr>
+        <w:t>A</w:t>
+      </w:r>
+      <w:r>
+        <w:t xml:space="preserve"> unchanged in role), the calculation is identical term for term. In the massless limit,</w:t>
       </w:r>
     </w:p>
     <w:p>
@@ -1171,7 +1457,25 @@
     </w:p>
     <w:p>
       <w:r>
-        <w:t>by the same derivation as Lesson 56, Section 3, with t in place of that lesson's t and the roles otherwise unchanged (Exercise 4 verifies every substituted dot product). By the same s↔u-style relabeling used throughout this course (here, an α↔β, q_A↔q_B relabeling),</w:t>
+        <w:t>by the same derivation as Lesson 56, Section 3, with t in place of that lesson's t and the roles otherwise unchanged (Exercise 4 verifies every substituted dot product). By the same s↔u-style relabeling used throughout this course (here, an α↔β, q</w:t>
+      </w:r>
+      <w:r>
+        <w:rPr>
+          <w:vertAlign w:val="subscript"/>
+        </w:rPr>
+        <w:t>A</w:t>
+      </w:r>
+      <w:r>
+        <w:t>↔q</w:t>
+      </w:r>
+      <w:r>
+        <w:rPr>
+          <w:vertAlign w:val="subscript"/>
+        </w:rPr>
+        <w:t>B</w:t>
+      </w:r>
+      <w:r>
+        <w:t xml:space="preserve"> relabeling),</w:t>
       </w:r>
     </w:p>
     <w:p>
@@ -1212,7 +1516,16 @@
     </w:p>
     <w:p>
       <w:r>
-        <w:t>T_AB, however, has a different index structure:</w:t>
+        <w:t>T</w:t>
+      </w:r>
+      <w:r>
+        <w:rPr>
+          <w:vertAlign w:val="subscript"/>
+        </w:rPr>
+        <w:t>AB</w:t>
+      </w:r>
+      <w:r>
+        <w:t>, however, has a different index structure:</w:t>
       </w:r>
     </w:p>
     <w:p>
@@ -1427,7 +1740,25 @@
     </w:p>
     <w:p>
       <w:r>
-        <w:t>Here α surrounds the three-object chain (q̸_A+m)γ^β(p̸₂−m), interleaved with β, the pattern Lesson 57, Section 3.1, identified for Compton scattering's interference term, and the same as Lesson 56's.</w:t>
+        <w:t>Here α surrounds the three-object chain (q̸</w:t>
+      </w:r>
+      <w:r>
+        <w:rPr>
+          <w:vertAlign w:val="subscript"/>
+        </w:rPr>
+        <w:t>A</w:t>
+      </w:r>
+      <w:r>
+        <w:t>+m)γ</w:t>
+      </w:r>
+      <w:r>
+        <w:rPr>
+          <w:vertAlign w:val="superscript"/>
+        </w:rPr>
+        <w:t>β</w:t>
+      </w:r>
+      <w:r>
+        <w:t>(p̸₂−m), interleaved with β, the pattern Lesson 57, Section 3.1, identified for Compton scattering's interference term, and the same as Lesson 56's.</w:t>
       </w:r>
     </w:p>
     <w:p>
@@ -1441,7 +1772,25 @@
     </w:p>
     <w:p>
       <w:r>
-        <w:t>State which of the two earlier lessons' methods therefore applies to T_AB, and why. Lesson 57's method applies, because the defining feature that made Compton's T_AB reduce so simply was the interleaved placement of the two contracted indices, not any detail specific to Compton scattering itself; whenever that same interleaved pattern recurs, as it does here, the identical reduction goes through.</w:t>
+        <w:t>State which of the two earlier lessons' methods therefore applies to T</w:t>
+      </w:r>
+      <w:r>
+        <w:rPr>
+          <w:vertAlign w:val="subscript"/>
+        </w:rPr>
+        <w:t>AB</w:t>
+      </w:r>
+      <w:r>
+        <w:t>, and why. Lesson 57's method applies, because the defining feature that made Compton's T</w:t>
+      </w:r>
+      <w:r>
+        <w:rPr>
+          <w:vertAlign w:val="subscript"/>
+        </w:rPr>
+        <w:t>AB</w:t>
+      </w:r>
+      <w:r>
+        <w:t xml:space="preserve"> reduce so simply was the interleaved placement of the two contracted indices, not any detail specific to Compton scattering itself; whenever that same interleaved pattern recurs, as it does here, the identical reduction goes through.</w:t>
       </w:r>
     </w:p>
     <w:p>
@@ -1952,7 +2301,97 @@
     </w:p>
     <w:p>
       <w:r>
-        <w:t>The remaining β-contraction surrounds q̸_Aq̸_B, a product of exactly two slashed vectors, so γ^βq̸_Aq̸_Bγ_β=4(q_A·q_B)I (Lesson 21). Following the identical computation as Lesson 57, Section 3.3, with q_A=p₁−k₁, q_B=p₁−k₂,</w:t>
+        <w:t>The remaining β-contraction surrounds q̸</w:t>
+      </w:r>
+      <w:r>
+        <w:rPr>
+          <w:vertAlign w:val="subscript"/>
+        </w:rPr>
+        <w:t>A</w:t>
+      </w:r>
+      <w:r>
+        <w:t>q̸</w:t>
+      </w:r>
+      <w:r>
+        <w:rPr>
+          <w:vertAlign w:val="subscript"/>
+        </w:rPr>
+        <w:t>B</w:t>
+      </w:r>
+      <w:r>
+        <w:t>, a product of exactly two slashed vectors, so γ</w:t>
+      </w:r>
+      <w:r>
+        <w:rPr>
+          <w:vertAlign w:val="superscript"/>
+        </w:rPr>
+        <w:t>β</w:t>
+      </w:r>
+      <w:r>
+        <w:t>q̸</w:t>
+      </w:r>
+      <w:r>
+        <w:rPr>
+          <w:vertAlign w:val="subscript"/>
+        </w:rPr>
+        <w:t>A</w:t>
+      </w:r>
+      <w:r>
+        <w:t>q̸</w:t>
+      </w:r>
+      <w:r>
+        <w:rPr>
+          <w:vertAlign w:val="subscript"/>
+        </w:rPr>
+        <w:t>B</w:t>
+      </w:r>
+      <w:r>
+        <w:t>γ</w:t>
+      </w:r>
+      <w:r>
+        <w:rPr>
+          <w:vertAlign w:val="subscript"/>
+        </w:rPr>
+        <w:t>β</w:t>
+      </w:r>
+      <w:r>
+        <w:t>=4(q</w:t>
+      </w:r>
+      <w:r>
+        <w:rPr>
+          <w:vertAlign w:val="subscript"/>
+        </w:rPr>
+        <w:t>A</w:t>
+      </w:r>
+      <w:r>
+        <w:t>·q</w:t>
+      </w:r>
+      <w:r>
+        <w:rPr>
+          <w:vertAlign w:val="subscript"/>
+        </w:rPr>
+        <w:t>B</w:t>
+      </w:r>
+      <w:r>
+        <w:t>)I (Lesson 21). Following the identical computation as Lesson 57, Section 3.3, with q</w:t>
+      </w:r>
+      <w:r>
+        <w:rPr>
+          <w:vertAlign w:val="subscript"/>
+        </w:rPr>
+        <w:t>A</w:t>
+      </w:r>
+      <w:r>
+        <w:t>=p₁−k₁, q</w:t>
+      </w:r>
+      <w:r>
+        <w:rPr>
+          <w:vertAlign w:val="subscript"/>
+        </w:rPr>
+        <w:t>B</w:t>
+      </w:r>
+      <w:r>
+        <w:t>=p₁−k₂,</w:t>
       </w:r>
     </w:p>
     <w:p>
@@ -2311,7 +2750,43 @@
     </w:p>
     <w:p>
       <w:r>
-        <w:t>State, having now seen q_A·q_B=0 arise in three different calculations (Lessons 56, 57, and this lesson), what general feature of these processes is responsible. In each case, q_A and q_B are the two possible internal momenta obtained by subtracting one or the other of two "partner" momenta (the two photons, or a photon and its counterpart) from a common third momentum, and the specific combination s+t+u=0 (the massless sum rule, Lesson 53) forces their dot product to vanish regardless of which specific process or diagram assignment produced them; this is a structural consequence of the kinematics of any massless 2→2-type process, not a coincidence specific to any one calculation.</w:t>
+        <w:t>State, having now seen q</w:t>
+      </w:r>
+      <w:r>
+        <w:rPr>
+          <w:vertAlign w:val="subscript"/>
+        </w:rPr>
+        <w:t>A</w:t>
+      </w:r>
+      <w:r>
+        <w:t>·q</w:t>
+      </w:r>
+      <w:r>
+        <w:rPr>
+          <w:vertAlign w:val="subscript"/>
+        </w:rPr>
+        <w:t>B</w:t>
+      </w:r>
+      <w:r>
+        <w:t>=0 arise in three different calculations (Lessons 56, 57, and this lesson), what general feature of these processes is responsible. In each case, q</w:t>
+      </w:r>
+      <w:r>
+        <w:rPr>
+          <w:vertAlign w:val="subscript"/>
+        </w:rPr>
+        <w:t>A</w:t>
+      </w:r>
+      <w:r>
+        <w:t xml:space="preserve"> and q</w:t>
+      </w:r>
+      <w:r>
+        <w:rPr>
+          <w:vertAlign w:val="subscript"/>
+        </w:rPr>
+        <w:t>B</w:t>
+      </w:r>
+      <w:r>
+        <w:t xml:space="preserve"> are the two possible internal momenta obtained by subtracting one or the other of two "partner" momenta (the two photons, or a photon and its counterpart) from a common third momentum, and the specific combination s+t+u=0 (the massless sum rule, Lesson 53) forces their dot product to vanish regardless of which specific process or diagram assignment produced them; this is a structural consequence of the kinematics of any massless 2→2-type process, not a coincidence specific to any one calculation.</w:t>
       </w:r>
     </w:p>
     <w:p>
@@ -2719,7 +3194,43 @@
     </w:p>
     <w:p>
       <w:r>
-        <w:t>Estimate the minimum photon energy, in the lab frame, needed to produce an electron-positron pair by colliding a high-energy photon with a photon of negligible energy (such as a low-energy background photon), given the threshold s=4m². Approximating one photon as having negligible energy compared to the other, s≈2E_(high)E_(low)(1−cosθ) for a head-on-ish collision; for a fixed, very small E_low, the required E_high to reach s=4m² grows correspondingly large, illustrating why pair production by a single energetic photon requires either a second photon of substantial energy or, as pursued in Lesson 86's later discussion of QED in external fields, an external field to supply the needed momentum transfer instead of a second real photon.</w:t>
+        <w:t>Estimate the minimum photon energy, in the lab frame, needed to produce an electron-positron pair by colliding a high-energy photon with a photon of negligible energy (such as a low-energy background photon), given the threshold s=4m². Approximating one photon as having negligible energy compared to the other, s≈2E</w:t>
+      </w:r>
+      <w:r>
+        <w:rPr>
+          <w:vertAlign w:val="subscript"/>
+        </w:rPr>
+        <w:t>high</w:t>
+      </w:r>
+      <w:r>
+        <w:t>E</w:t>
+      </w:r>
+      <w:r>
+        <w:rPr>
+          <w:vertAlign w:val="subscript"/>
+        </w:rPr>
+        <w:t>low</w:t>
+      </w:r>
+      <w:r>
+        <w:t>(1−cosθ) for a head-on-ish collision; for a fixed, very small E</w:t>
+      </w:r>
+      <w:r>
+        <w:rPr>
+          <w:vertAlign w:val="subscript"/>
+        </w:rPr>
+        <w:t>l</w:t>
+      </w:r>
+      <w:r>
+        <w:t>ow, the required E</w:t>
+      </w:r>
+      <w:r>
+        <w:rPr>
+          <w:vertAlign w:val="subscript"/>
+        </w:rPr>
+        <w:t>h</w:t>
+      </w:r>
+      <w:r>
+        <w:t>igh to reach s=4m² grows correspondingly large, illustrating why pair production by a single energetic photon requires either a second photon of substantial energy or, as pursued in Lesson 86's later discussion of QED in external fields, an external field to supply the needed momentum transfer instead of a second real photon.</w:t>
       </w:r>
     </w:p>
     <w:p>
@@ -2803,7 +3314,25 @@
           </w:tcPr>
           <w:p>
             <w:r>
-              <w:t>T_AA=T_BB=8tu</w:t>
+              <w:t>T</w:t>
+            </w:r>
+            <w:r>
+              <w:rPr>
+                <w:vertAlign w:val="subscript"/>
+              </w:rPr>
+              <w:t>AA</w:t>
+            </w:r>
+            <w:r>
+              <w:t>=T</w:t>
+            </w:r>
+            <w:r>
+              <w:rPr>
+                <w:vertAlign w:val="subscript"/>
+              </w:rPr>
+              <w:t>BB</w:t>
+            </w:r>
+            <w:r>
+              <w:t>=8tu</w:t>
             </w:r>
           </w:p>
         </w:tc>
@@ -2840,7 +3369,16 @@
           </w:tcPr>
           <w:p>
             <w:r>
-              <w:t>T_AB=0</w:t>
+              <w:t>T</w:t>
+            </w:r>
+            <w:r>
+              <w:rPr>
+                <w:vertAlign w:val="subscript"/>
+              </w:rPr>
+              <w:t>AB</w:t>
+            </w:r>
+            <w:r>
+              <w:t>=0</w:t>
             </w:r>
           </w:p>
         </w:tc>
@@ -2914,7 +3452,25 @@
           </w:tcPr>
           <w:p>
             <w:r>
-              <w:t>q_A·q_B=0</w:t>
+              <w:t>q</w:t>
+            </w:r>
+            <w:r>
+              <w:rPr>
+                <w:vertAlign w:val="subscript"/>
+              </w:rPr>
+              <w:t>A</w:t>
+            </w:r>
+            <w:r>
+              <w:t>·q</w:t>
+            </w:r>
+            <w:r>
+              <w:rPr>
+                <w:vertAlign w:val="subscript"/>
+              </w:rPr>
+              <w:t>B</w:t>
+            </w:r>
+            <w:r>
+              <w:t>=0</w:t>
             </w:r>
           </w:p>
         </w:tc>
@@ -2996,7 +3552,25 @@
         </w:numPr>
       </w:pPr>
       <w:r>
-        <w:t>Pair production's two diagrams have internal momenta q_A=p₁−k₁ (t) and q_B=p₁−k₂ (u), with an amplitude structure resembling Lesson 56's (ū(p₁)⋯v(p₂)).</w:t>
+        <w:t>Pair production's two diagrams have internal momenta q</w:t>
+      </w:r>
+      <w:r>
+        <w:rPr>
+          <w:vertAlign w:val="subscript"/>
+        </w:rPr>
+        <w:t>A</w:t>
+      </w:r>
+      <w:r>
+        <w:t>=p₁−k₁ (t) and q</w:t>
+      </w:r>
+      <w:r>
+        <w:rPr>
+          <w:vertAlign w:val="subscript"/>
+        </w:rPr>
+        <w:t>B</w:t>
+      </w:r>
+      <w:r>
+        <w:t>=p₁−k₂ (u), with an amplitude structure resembling Lesson 56's (ū(p₁)⋯v(p₂)).</w:t>
       </w:r>
     </w:p>
     <w:p>
@@ -3008,7 +3582,25 @@
         </w:numPr>
       </w:pPr>
       <w:r>
-        <w:t>T_AA=T_BB=8tu, identical in form to Lesson 56's result.</w:t>
+        <w:t>T</w:t>
+      </w:r>
+      <w:r>
+        <w:rPr>
+          <w:vertAlign w:val="subscript"/>
+        </w:rPr>
+        <w:t>AA</w:t>
+      </w:r>
+      <w:r>
+        <w:t>=T</w:t>
+      </w:r>
+      <w:r>
+        <w:rPr>
+          <w:vertAlign w:val="subscript"/>
+        </w:rPr>
+        <w:t>BB</w:t>
+      </w:r>
+      <w:r>
+        <w:t>=8tu, identical in form to Lesson 56's result.</w:t>
       </w:r>
     </w:p>
     <w:p>
@@ -3020,7 +3612,34 @@
         </w:numPr>
       </w:pPr>
       <w:r>
-        <w:t>T_AB=0, by the same interleaved-contraction mechanism as Lesson 57's Compton calculation, tracing to q_A·q_B=0.</w:t>
+        <w:t>T</w:t>
+      </w:r>
+      <w:r>
+        <w:rPr>
+          <w:vertAlign w:val="subscript"/>
+        </w:rPr>
+        <w:t>AB</w:t>
+      </w:r>
+      <w:r>
+        <w:t>=0, by the same interleaved-contraction mechanism as Lesson 57's Compton calculation, tracing to q</w:t>
+      </w:r>
+      <w:r>
+        <w:rPr>
+          <w:vertAlign w:val="subscript"/>
+        </w:rPr>
+        <w:t>A</w:t>
+      </w:r>
+      <w:r>
+        <w:t>·q</w:t>
+      </w:r>
+      <w:r>
+        <w:rPr>
+          <w:vertAlign w:val="subscript"/>
+        </w:rPr>
+        <w:t>B</w:t>
+      </w:r>
+      <w:r>
+        <w:t>=0.</w:t>
       </w:r>
     </w:p>
     <w:p>
@@ -3145,7 +3764,13 @@
           </w:tcPr>
           <w:p>
             <w:r>
-              <w:t>Explain why ψ̄(x₁) and ψ(x₂), rather than ψ(x₁) and ψ̄(x₂), are the fields contracted against the outgoing electron and positron respectively.</w:t>
+              <w:rPr>
+                <w:b/>
+              </w:rPr>
+              <w:t>Extension.</w:t>
+            </w:r>
+            <w:r>
+              <w:t xml:space="preserve"> Explain why ψ̄(x₁) and ψ(x₂), rather than ψ(x₁) and ψ̄(x₂), are the fields contracted against the outgoing electron and positron respectively.</w:t>
             </w:r>
           </w:p>
         </w:tc>
@@ -3183,7 +3808,31 @@
           </w:tcPr>
           <w:p>
             <w:r>
-              <w:t>Verify q_A²=(p₁−k₁)²=t and q_B²=(p₁−k₂)²=u directly from the definitions.</w:t>
+              <w:rPr>
+                <w:b/>
+              </w:rPr>
+              <w:t>Core.</w:t>
+            </w:r>
+            <w:r>
+              <w:t xml:space="preserve"> Verify q</w:t>
+            </w:r>
+            <w:r>
+              <w:rPr>
+                <w:vertAlign w:val="subscript"/>
+              </w:rPr>
+              <w:t>A</w:t>
+            </w:r>
+            <w:r>
+              <w:t>²=(p₁−k₁)²=t and q</w:t>
+            </w:r>
+            <w:r>
+              <w:rPr>
+                <w:vertAlign w:val="subscript"/>
+              </w:rPr>
+              <w:t>B</w:t>
+            </w:r>
+            <w:r>
+              <w:t>²=(p₁−k₂)²=u directly from the definitions.</w:t>
             </w:r>
           </w:p>
         </w:tc>
@@ -3219,7 +3868,13 @@
           </w:tcPr>
           <w:p>
             <w:r>
-              <w:t>Explain why this process's two diagrams combine with a plus sign, citing the bosonic nature of the exchanged role.</w:t>
+              <w:rPr>
+                <w:b/>
+              </w:rPr>
+              <w:t>Extension.</w:t>
+            </w:r>
+            <w:r>
+              <w:t xml:space="preserve"> Explain why this process's two diagrams combine with a plus sign, citing the bosonic nature of the exchanged role.</w:t>
             </w:r>
           </w:p>
         </w:tc>
@@ -3257,7 +3912,49 @@
           </w:tcPr>
           <w:p>
             <w:r>
-              <w:t>Following Lesson 56, Section 3's method, substitute the appropriate massless dot products (q_A·p₁, q_A·p₂, q_A², p₁·p₂ in terms of s, t, u for this process) and derive T_AA=8tu.</w:t>
+              <w:rPr>
+                <w:b/>
+              </w:rPr>
+              <w:t>Extension.</w:t>
+            </w:r>
+            <w:r>
+              <w:t xml:space="preserve"> Following Lesson 56, Section 3's method, substitute the appropriate massless dot products (q</w:t>
+            </w:r>
+            <w:r>
+              <w:rPr>
+                <w:vertAlign w:val="subscript"/>
+              </w:rPr>
+              <w:t>A</w:t>
+            </w:r>
+            <w:r>
+              <w:t>·p₁, q</w:t>
+            </w:r>
+            <w:r>
+              <w:rPr>
+                <w:vertAlign w:val="subscript"/>
+              </w:rPr>
+              <w:t>A</w:t>
+            </w:r>
+            <w:r>
+              <w:t>·p₂, q</w:t>
+            </w:r>
+            <w:r>
+              <w:rPr>
+                <w:vertAlign w:val="subscript"/>
+              </w:rPr>
+              <w:t>A</w:t>
+            </w:r>
+            <w:r>
+              <w:t>², p₁·p₂ in terms of s, t, u for this process) and derive T</w:t>
+            </w:r>
+            <w:r>
+              <w:rPr>
+                <w:vertAlign w:val="subscript"/>
+              </w:rPr>
+              <w:t>AA</w:t>
+            </w:r>
+            <w:r>
+              <w:t>=8tu.</w:t>
             </w:r>
           </w:p>
         </w:tc>
@@ -3293,7 +3990,40 @@
           </w:tcPr>
           <w:p>
             <w:r>
-              <w:t>State T_BB by the α↔β, q_A↔q_B relabeling argument, without a fresh calculation.</w:t>
+              <w:rPr>
+                <w:b/>
+              </w:rPr>
+              <w:t>Core.</w:t>
+            </w:r>
+            <w:r>
+              <w:t xml:space="preserve"> State T</w:t>
+            </w:r>
+            <w:r>
+              <w:rPr>
+                <w:vertAlign w:val="subscript"/>
+              </w:rPr>
+              <w:t>BB</w:t>
+            </w:r>
+            <w:r>
+              <w:t xml:space="preserve"> by the α↔β, q</w:t>
+            </w:r>
+            <w:r>
+              <w:rPr>
+                <w:vertAlign w:val="subscript"/>
+              </w:rPr>
+              <w:t>A</w:t>
+            </w:r>
+            <w:r>
+              <w:t>↔q</w:t>
+            </w:r>
+            <w:r>
+              <w:rPr>
+                <w:vertAlign w:val="subscript"/>
+              </w:rPr>
+              <w:t>B</w:t>
+            </w:r>
+            <w:r>
+              <w:t xml:space="preserve"> relabeling argument, without a fresh calculation.</w:t>
             </w:r>
           </w:p>
         </w:tc>
@@ -3331,7 +4061,40 @@
           </w:tcPr>
           <w:p>
             <w:r>
-              <w:t>Compare T_AB's index structure (Section 2.2) with Lesson 56's T_AB and Lesson 57's T_AB, and state which one it matches.</w:t>
+              <w:rPr>
+                <w:b/>
+              </w:rPr>
+              <w:t>Core.</w:t>
+            </w:r>
+            <w:r>
+              <w:t xml:space="preserve"> Compare T</w:t>
+            </w:r>
+            <w:r>
+              <w:rPr>
+                <w:vertAlign w:val="subscript"/>
+              </w:rPr>
+              <w:t>AB</w:t>
+            </w:r>
+            <w:r>
+              <w:t>'s index structure (Section 2.2) with Lesson 56's T</w:t>
+            </w:r>
+            <w:r>
+              <w:rPr>
+                <w:vertAlign w:val="subscript"/>
+              </w:rPr>
+              <w:t>AB</w:t>
+            </w:r>
+            <w:r>
+              <w:t xml:space="preserve"> and Lesson 57's T</w:t>
+            </w:r>
+            <w:r>
+              <w:rPr>
+                <w:vertAlign w:val="subscript"/>
+              </w:rPr>
+              <w:t>AB</w:t>
+            </w:r>
+            <w:r>
+              <w:t>, and state which one it matches.</w:t>
             </w:r>
           </w:p>
         </w:tc>
@@ -3367,7 +4130,67 @@
           </w:tcPr>
           <w:p>
             <w:r>
-              <w:t>Apply the three-object reversal identity to γ^α[q̸_Aγ^βp̸₂]γ_α and derive −2p̸₂γ^βq̸_A.</w:t>
+              <w:rPr>
+                <w:b/>
+              </w:rPr>
+              <w:t>Core.</w:t>
+            </w:r>
+            <w:r>
+              <w:t xml:space="preserve"> Apply the three-object reversal identity to γ</w:t>
+            </w:r>
+            <w:r>
+              <w:rPr>
+                <w:vertAlign w:val="superscript"/>
+              </w:rPr>
+              <w:t>α</w:t>
+            </w:r>
+            <w:r>
+              <w:t>[q̸</w:t>
+            </w:r>
+            <w:r>
+              <w:rPr>
+                <w:vertAlign w:val="subscript"/>
+              </w:rPr>
+              <w:t>A</w:t>
+            </w:r>
+            <w:r>
+              <w:t>γ</w:t>
+            </w:r>
+            <w:r>
+              <w:rPr>
+                <w:vertAlign w:val="superscript"/>
+              </w:rPr>
+              <w:t>β</w:t>
+            </w:r>
+            <w:r>
+              <w:t>p̸₂]γ</w:t>
+            </w:r>
+            <w:r>
+              <w:rPr>
+                <w:vertAlign w:val="subscript"/>
+              </w:rPr>
+              <w:t>α</w:t>
+            </w:r>
+            <w:r>
+              <w:t xml:space="preserve"> and derive −2p̸₂γ</w:t>
+            </w:r>
+            <w:r>
+              <w:rPr>
+                <w:vertAlign w:val="superscript"/>
+              </w:rPr>
+              <w:t>β</w:t>
+            </w:r>
+            <w:r>
+              <w:t>q̸</w:t>
+            </w:r>
+            <w:r>
+              <w:rPr>
+                <w:vertAlign w:val="subscript"/>
+              </w:rPr>
+              <w:t>A</w:t>
+            </w:r>
+            <w:r>
+              <w:t>.</w:t>
             </w:r>
           </w:p>
         </w:tc>
@@ -3405,7 +4228,67 @@
           </w:tcPr>
           <w:p>
             <w:r>
-              <w:t>Using Exercise 7, derive Section 3.1's expression for T_AB, T_AB=−2Tr[p̸₁p̸₂γ^βq̸_Aq̸_Bγ_β].</w:t>
+              <w:rPr>
+                <w:b/>
+              </w:rPr>
+              <w:t>Core.</w:t>
+            </w:r>
+            <w:r>
+              <w:t xml:space="preserve"> Using Exercise 7, derive Section 3.1's expression for T</w:t>
+            </w:r>
+            <w:r>
+              <w:rPr>
+                <w:vertAlign w:val="subscript"/>
+              </w:rPr>
+              <w:t>AB</w:t>
+            </w:r>
+            <w:r>
+              <w:t>, T</w:t>
+            </w:r>
+            <w:r>
+              <w:rPr>
+                <w:vertAlign w:val="subscript"/>
+              </w:rPr>
+              <w:t>AB</w:t>
+            </w:r>
+            <w:r>
+              <w:t>=−2Tr[p̸₁p̸₂γ</w:t>
+            </w:r>
+            <w:r>
+              <w:rPr>
+                <w:vertAlign w:val="superscript"/>
+              </w:rPr>
+              <w:t>β</w:t>
+            </w:r>
+            <w:r>
+              <w:t>q̸</w:t>
+            </w:r>
+            <w:r>
+              <w:rPr>
+                <w:vertAlign w:val="subscript"/>
+              </w:rPr>
+              <w:t>A</w:t>
+            </w:r>
+            <w:r>
+              <w:t>q̸</w:t>
+            </w:r>
+            <w:r>
+              <w:rPr>
+                <w:vertAlign w:val="subscript"/>
+              </w:rPr>
+              <w:t>B</w:t>
+            </w:r>
+            <w:r>
+              <w:t>γ</w:t>
+            </w:r>
+            <w:r>
+              <w:rPr>
+                <w:vertAlign w:val="subscript"/>
+              </w:rPr>
+              <w:t>β</w:t>
+            </w:r>
+            <w:r>
+              <w:t>].</w:t>
             </w:r>
           </w:p>
         </w:tc>
@@ -3441,7 +4324,31 @@
           </w:tcPr>
           <w:p>
             <w:r>
-              <w:t>Verify q_A·q_B=0 for this process's momenta, following the method of Lesson 57, Exercise 11, adapted to k₁, k₂, p₁ in place of that lesson's p, k, k′.</w:t>
+              <w:rPr>
+                <w:b/>
+              </w:rPr>
+              <w:t>Core.</w:t>
+            </w:r>
+            <w:r>
+              <w:t xml:space="preserve"> Verify q</w:t>
+            </w:r>
+            <w:r>
+              <w:rPr>
+                <w:vertAlign w:val="subscript"/>
+              </w:rPr>
+              <w:t>A</w:t>
+            </w:r>
+            <w:r>
+              <w:t>·q</w:t>
+            </w:r>
+            <w:r>
+              <w:rPr>
+                <w:vertAlign w:val="subscript"/>
+              </w:rPr>
+              <w:t>B</w:t>
+            </w:r>
+            <w:r>
+              <w:t>=0 for this process's momenta, following the method of Lesson 57, Exercise 11, adapted to k₁, k₂, p₁ in place of that lesson's p, k, k′.</w:t>
             </w:r>
           </w:p>
         </w:tc>
@@ -3479,7 +4386,22 @@
           </w:tcPr>
           <w:p>
             <w:r>
-              <w:t>Combine Exercises 8–9 to confirm T_AB=0.</w:t>
+              <w:rPr>
+                <w:b/>
+              </w:rPr>
+              <w:t>Extension.</w:t>
+            </w:r>
+            <w:r>
+              <w:t xml:space="preserve"> Combine Exercises 8–9 to confirm T</w:t>
+            </w:r>
+            <w:r>
+              <w:rPr>
+                <w:vertAlign w:val="subscript"/>
+              </w:rPr>
+              <w:t>AB</w:t>
+            </w:r>
+            <w:r>
+              <w:t>=0.</w:t>
             </w:r>
           </w:p>
         </w:tc>
@@ -3515,7 +4437,40 @@
           </w:tcPr>
           <w:p>
             <w:r>
-              <w:t>Assemble Section 4's final formula from T_AA, T_BB, T_AB, and the propagator denominators, verifying every numerical factor.</w:t>
+              <w:rPr>
+                <w:b/>
+              </w:rPr>
+              <w:t>Extension.</w:t>
+            </w:r>
+            <w:r>
+              <w:t xml:space="preserve"> Assemble Section 4's final formula from T</w:t>
+            </w:r>
+            <w:r>
+              <w:rPr>
+                <w:vertAlign w:val="subscript"/>
+              </w:rPr>
+              <w:t>AA</w:t>
+            </w:r>
+            <w:r>
+              <w:t>, T</w:t>
+            </w:r>
+            <w:r>
+              <w:rPr>
+                <w:vertAlign w:val="subscript"/>
+              </w:rPr>
+              <w:t>BB</w:t>
+            </w:r>
+            <w:r>
+              <w:t>, T</w:t>
+            </w:r>
+            <w:r>
+              <w:rPr>
+                <w:vertAlign w:val="subscript"/>
+              </w:rPr>
+              <w:t>AB</w:t>
+            </w:r>
+            <w:r>
+              <w:t>, and the propagator denominators, verifying every numerical factor.</w:t>
             </w:r>
           </w:p>
         </w:tc>
@@ -3553,7 +4508,13 @@
           </w:tcPr>
           <w:p>
             <w:r>
-              <w:t>Verify Section 4's formula is positive for physical pair production, using t&lt;0, u&lt;0.</w:t>
+              <w:rPr>
+                <w:b/>
+              </w:rPr>
+              <w:t>Core.</w:t>
+            </w:r>
+            <w:r>
+              <w:t xml:space="preserve"> Verify Section 4's formula is positive for physical pair production, using t&lt;0, u&lt;0.</w:t>
             </w:r>
           </w:p>
         </w:tc>
@@ -3589,7 +4550,13 @@
           </w:tcPr>
           <w:p>
             <w:r>
-              <w:t>Derive the threshold condition s≥4m² from the requirement that two particles of mass m can be produced at rest or in motion consistent with energy-momentum conservation.</w:t>
+              <w:rPr>
+                <w:b/>
+              </w:rPr>
+              <w:t>Extension.</w:t>
+            </w:r>
+            <w:r>
+              <w:t xml:space="preserve"> Derive the threshold condition s≥4m² from the requirement that two particles of mass m can be produced at rest or in motion consistent with energy-momentum conservation.</w:t>
             </w:r>
           </w:p>
         </w:tc>
@@ -3627,7 +4594,13 @@
           </w:tcPr>
           <w:p>
             <w:r>
-              <w:t>State what happens to the available final-state momentum p (the magnitude of p₁ in the center-of-momentum frame) as s→4m² from above, and as s→∞.</w:t>
+              <w:rPr>
+                <w:b/>
+              </w:rPr>
+              <w:t>Core.</w:t>
+            </w:r>
+            <w:r>
+              <w:t xml:space="preserve"> State what happens to the available final-state momentum p (the magnitude of p₁ in the center-of-momentum frame) as s→4m² from above, and as s→∞.</w:t>
             </w:r>
           </w:p>
         </w:tc>
@@ -3663,7 +4636,13 @@
           </w:tcPr>
           <w:p>
             <w:r>
-              <w:t>Explain, in one or two sentences, why pair production cannot occur from a single free photon alone, no matter how energetic, connecting your answer to Lesson 45, Section 4's single-vertex kinematic argument.</w:t>
+              <w:rPr>
+                <w:b/>
+              </w:rPr>
+              <w:t>Extension.</w:t>
+            </w:r>
+            <w:r>
+              <w:t xml:space="preserve"> Explain, in one or two sentences, why pair production cannot occur from a single free photon alone, no matter how energetic, connecting your answer to Lesson 45, Section 4's single-vertex kinematic argument.</w:t>
             </w:r>
           </w:p>
         </w:tc>
@@ -3701,7 +4680,13 @@
           </w:tcPr>
           <w:p>
             <w:r>
-              <w:t>Challenge: compare the three results 2e⁴[t/u+u/t] (Lesson 56), −2e⁴(s/u+u/s) (Lesson 57), and 2e⁴(t/u+u/t) (this lesson). State which two Mandelstam variables each depends on, and explain why the first and last agree and how the second follows from them by crossing.</w:t>
+              <w:rPr>
+                <w:b/>
+              </w:rPr>
+              <w:t>Challenge.</w:t>
+            </w:r>
+            <w:r>
+              <w:t xml:space="preserve"> Compare the three results 2e⁴[t/u+u/t] (Lesson 56), −2e⁴(s/u+u/s) (Lesson 57), and 2e⁴(t/u+u/t) (this lesson). State which two Mandelstam variables each depends on, and explain why the first and last agree and how the second follows from them by crossing.</w:t>
             </w:r>
           </w:p>
         </w:tc>
@@ -3718,6 +4703,14 @@
     <w:p>
       <w:r>
         <w:rPr>
+          <w:i/>
+        </w:rPr>
+        <w:t>Attempt each exercise before reading its solution. If you are stuck, read only the first sentence of the solution, then try again.</w:t>
+      </w:r>
+    </w:p>
+    <w:p>
+      <w:r>
+        <w:rPr>
           <w:b/>
         </w:rPr>
         <w:t>1.</w:t>
@@ -3740,7 +4733,25 @@
         <w:t xml:space="preserve"> </w:t>
       </w:r>
       <w:r>
-        <w:t>By direct substitution into the given definitions, q_A²=(p₁−k₁)·(p₁−k₁)=(p₁−k₁)²=t and q_B²=(p₁−k₂)·(p₁−k₂)=(p₁−k₂)²=u, matching the notation table.</w:t>
+        <w:t>By direct substitution into the given definitions, q</w:t>
+      </w:r>
+      <w:r>
+        <w:rPr>
+          <w:vertAlign w:val="subscript"/>
+        </w:rPr>
+        <w:t>A</w:t>
+      </w:r>
+      <w:r>
+        <w:t>²=(p₁−k₁)·(p₁−k₁)=(p₁−k₁)²=t and q</w:t>
+      </w:r>
+      <w:r>
+        <w:rPr>
+          <w:vertAlign w:val="subscript"/>
+        </w:rPr>
+        <w:t>B</w:t>
+      </w:r>
+      <w:r>
+        <w:t>²=(p₁−k₂)·(p₁−k₂)=(p₁−k₂)²=u, matching the notation table.</w:t>
       </w:r>
     </w:p>
     <w:p>
@@ -3754,7 +4765,25 @@
         <w:t xml:space="preserve"> </w:t>
       </w:r>
       <w:r>
-        <w:t>The two diagrams differ only in which of the two photon field insertions, A_α(x₁) or A_β(x₂), is paired with the incoming photon k₁ versus k₂; since photon fields are bosonic, this reassignment carries no minus sign (Lesson 48, Section 2.1), so the two diagrams add with a plus sign, as in Lesson 56, Section 1.2.</w:t>
+        <w:t>The two diagrams differ only in which of the two photon field insertions, A</w:t>
+      </w:r>
+      <w:r>
+        <w:rPr>
+          <w:vertAlign w:val="subscript"/>
+        </w:rPr>
+        <w:t>α</w:t>
+      </w:r>
+      <w:r>
+        <w:t>(x₁) or A</w:t>
+      </w:r>
+      <w:r>
+        <w:rPr>
+          <w:vertAlign w:val="subscript"/>
+        </w:rPr>
+        <w:t>β</w:t>
+      </w:r>
+      <w:r>
+        <w:t>(x₂), is paired with the incoming photon k₁ versus k₂; since photon fields are bosonic, this reassignment carries no minus sign (Lesson 48, Section 2.1), so the two diagrams add with a plus sign, as in Lesson 56, Section 1.2.</w:t>
       </w:r>
     </w:p>
     <w:p>
@@ -3768,7 +4797,43 @@
         <w:t xml:space="preserve"> </w:t>
       </w:r>
       <w:r>
-        <w:t>Following Lesson 56, Section 3's derivation with the substitutions appropriate to this process (q_A·p₁=t/2, q_A·p₂=−t/2, q_A²=t, p₁·p₂=s/2, all derived by the identical method as Lesson 56, Exercise 9, using t=(p₁−k₁)²=(p₂−k₂)² and momentum conservation p₁+p₂=k₁+k₂), T_AA=32(t/2)(−t/2)−16t(s/2)=−8t²−8ts=−8t(t+s)=8tu, using s+t+u=0 to write t+s=−u.</w:t>
+        <w:t>Following Lesson 56, Section 3's derivation with the substitutions appropriate to this process (q</w:t>
+      </w:r>
+      <w:r>
+        <w:rPr>
+          <w:vertAlign w:val="subscript"/>
+        </w:rPr>
+        <w:t>A</w:t>
+      </w:r>
+      <w:r>
+        <w:t>·p₁=t/2, q</w:t>
+      </w:r>
+      <w:r>
+        <w:rPr>
+          <w:vertAlign w:val="subscript"/>
+        </w:rPr>
+        <w:t>A</w:t>
+      </w:r>
+      <w:r>
+        <w:t>·p₂=−t/2, q</w:t>
+      </w:r>
+      <w:r>
+        <w:rPr>
+          <w:vertAlign w:val="subscript"/>
+        </w:rPr>
+        <w:t>A</w:t>
+      </w:r>
+      <w:r>
+        <w:t>²=t, p₁·p₂=s/2, all derived by the identical method as Lesson 56, Exercise 9, using t=(p₁−k₁)²=(p₂−k₂)² and momentum conservation p₁+p₂=k₁+k₂), T</w:t>
+      </w:r>
+      <w:r>
+        <w:rPr>
+          <w:vertAlign w:val="subscript"/>
+        </w:rPr>
+        <w:t>AA</w:t>
+      </w:r>
+      <w:r>
+        <w:t>=32(t/2)(−t/2)−16t(s/2)=−8t²−8ts=−8t(t+s)=8tu, using s+t+u=0 to write t+s=−u.</w:t>
       </w:r>
     </w:p>
     <w:p>
@@ -3782,7 +4847,61 @@
         <w:t xml:space="preserve"> </w:t>
       </w:r>
       <w:r>
-        <w:t>Exchanging α↔β and q_A↔q_B (equivalently t↔u) throughout Exercise 4's derivation, since T_BB's own internal momentum q_B takes over the role q_A played, gives T_BB=8ut=8tu, the same numerical value.</w:t>
+        <w:t>Exchanging α↔β and q</w:t>
+      </w:r>
+      <w:r>
+        <w:rPr>
+          <w:vertAlign w:val="subscript"/>
+        </w:rPr>
+        <w:t>A</w:t>
+      </w:r>
+      <w:r>
+        <w:t>↔q</w:t>
+      </w:r>
+      <w:r>
+        <w:rPr>
+          <w:vertAlign w:val="subscript"/>
+        </w:rPr>
+        <w:t>B</w:t>
+      </w:r>
+      <w:r>
+        <w:t xml:space="preserve"> (equivalently t↔u) throughout Exercise 4's derivation, since T</w:t>
+      </w:r>
+      <w:r>
+        <w:rPr>
+          <w:vertAlign w:val="subscript"/>
+        </w:rPr>
+        <w:t>BB</w:t>
+      </w:r>
+      <w:r>
+        <w:t>'s own internal momentum q</w:t>
+      </w:r>
+      <w:r>
+        <w:rPr>
+          <w:vertAlign w:val="subscript"/>
+        </w:rPr>
+        <w:t>B</w:t>
+      </w:r>
+      <w:r>
+        <w:t xml:space="preserve"> takes over the role q</w:t>
+      </w:r>
+      <w:r>
+        <w:rPr>
+          <w:vertAlign w:val="subscript"/>
+        </w:rPr>
+        <w:t>A</w:t>
+      </w:r>
+      <w:r>
+        <w:t xml:space="preserve"> played, gives T</w:t>
+      </w:r>
+      <w:r>
+        <w:rPr>
+          <w:vertAlign w:val="subscript"/>
+        </w:rPr>
+        <w:t>BB</w:t>
+      </w:r>
+      <w:r>
+        <w:t>=8ut=8tu, the same numerical value.</w:t>
       </w:r>
     </w:p>
     <w:p>
@@ -3796,7 +4915,106 @@
         <w:t xml:space="preserve"> </w:t>
       </w:r>
       <w:r>
-        <w:t>T_AB=Tr[(p̸₁+m)γ^α(q̸_A+m)γ^β(p̸₂−m)γ_α(q̸_B+m)γ_β] has α surrounding the three-object chain (q̸_A+m)γ^β(p̸₂−m), an interleaved pattern. Lesson 56's T_AB and Lesson 57's T_AB are interleaved in the same way, as every interference term between two diagrams with exchanged photons is.</w:t>
+        <w:t>T</w:t>
+      </w:r>
+      <w:r>
+        <w:rPr>
+          <w:vertAlign w:val="subscript"/>
+        </w:rPr>
+        <w:t>AB</w:t>
+      </w:r>
+      <w:r>
+        <w:t>=Tr[(p̸₁+m)γ</w:t>
+      </w:r>
+      <w:r>
+        <w:rPr>
+          <w:vertAlign w:val="superscript"/>
+        </w:rPr>
+        <w:t>α</w:t>
+      </w:r>
+      <w:r>
+        <w:t>(q̸</w:t>
+      </w:r>
+      <w:r>
+        <w:rPr>
+          <w:vertAlign w:val="subscript"/>
+        </w:rPr>
+        <w:t>A</w:t>
+      </w:r>
+      <w:r>
+        <w:t>+m)γ</w:t>
+      </w:r>
+      <w:r>
+        <w:rPr>
+          <w:vertAlign w:val="superscript"/>
+        </w:rPr>
+        <w:t>β</w:t>
+      </w:r>
+      <w:r>
+        <w:t>(p̸₂−m)γ</w:t>
+      </w:r>
+      <w:r>
+        <w:rPr>
+          <w:vertAlign w:val="subscript"/>
+        </w:rPr>
+        <w:t>α</w:t>
+      </w:r>
+      <w:r>
+        <w:t>(q̸</w:t>
+      </w:r>
+      <w:r>
+        <w:rPr>
+          <w:vertAlign w:val="subscript"/>
+        </w:rPr>
+        <w:t>B</w:t>
+      </w:r>
+      <w:r>
+        <w:t>+m)γ</w:t>
+      </w:r>
+      <w:r>
+        <w:rPr>
+          <w:vertAlign w:val="subscript"/>
+        </w:rPr>
+        <w:t>β</w:t>
+      </w:r>
+      <w:r>
+        <w:t>] has α surrounding the three-object chain (q̸</w:t>
+      </w:r>
+      <w:r>
+        <w:rPr>
+          <w:vertAlign w:val="subscript"/>
+        </w:rPr>
+        <w:t>A</w:t>
+      </w:r>
+      <w:r>
+        <w:t>+m)γ</w:t>
+      </w:r>
+      <w:r>
+        <w:rPr>
+          <w:vertAlign w:val="superscript"/>
+        </w:rPr>
+        <w:t>β</w:t>
+      </w:r>
+      <w:r>
+        <w:t>(p̸₂−m), an interleaved pattern. Lesson 56's T</w:t>
+      </w:r>
+      <w:r>
+        <w:rPr>
+          <w:vertAlign w:val="subscript"/>
+        </w:rPr>
+        <w:t>AB</w:t>
+      </w:r>
+      <w:r>
+        <w:t xml:space="preserve"> and Lesson 57's T</w:t>
+      </w:r>
+      <w:r>
+        <w:rPr>
+          <w:vertAlign w:val="subscript"/>
+        </w:rPr>
+        <w:t>AB</w:t>
+      </w:r>
+      <w:r>
+        <w:t xml:space="preserve"> are interleaved in the same way, as every interference term between two diagrams with exchanged photons is.</w:t>
       </w:r>
     </w:p>
     <w:p>
@@ -3810,7 +5028,97 @@
         <w:t xml:space="preserve"> </w:t>
       </w:r>
       <w:r>
-        <w:t>By the identity γ^μABCγ_μ=−2CBA (Lesson 55, Section 3.1) with A=q̸_A, B=γ^β, C=p̸₂ (massless, m=0 in each factor), γ^α[q̸_Aγ^βp̸₂]γ_α=−2p̸₂γ^βq̸_A, reversing the order of the three factors.</w:t>
+        <w:t>By the identity γ</w:t>
+      </w:r>
+      <w:r>
+        <w:rPr>
+          <w:vertAlign w:val="superscript"/>
+        </w:rPr>
+        <w:t>μ</w:t>
+      </w:r>
+      <w:r>
+        <w:t>ABCγ</w:t>
+      </w:r>
+      <w:r>
+        <w:rPr>
+          <w:vertAlign w:val="subscript"/>
+        </w:rPr>
+        <w:t>μ</w:t>
+      </w:r>
+      <w:r>
+        <w:t>=−2CBA (Lesson 55, Section 3.1) with A=q̸</w:t>
+      </w:r>
+      <w:r>
+        <w:rPr>
+          <w:vertAlign w:val="subscript"/>
+        </w:rPr>
+        <w:t>A</w:t>
+      </w:r>
+      <w:r>
+        <w:t>, B=γ</w:t>
+      </w:r>
+      <w:r>
+        <w:rPr>
+          <w:vertAlign w:val="superscript"/>
+        </w:rPr>
+        <w:t>β</w:t>
+      </w:r>
+      <w:r>
+        <w:t>, C=p̸₂ (massless, m=0 in each factor), γ</w:t>
+      </w:r>
+      <w:r>
+        <w:rPr>
+          <w:vertAlign w:val="superscript"/>
+        </w:rPr>
+        <w:t>α</w:t>
+      </w:r>
+      <w:r>
+        <w:t>[q̸</w:t>
+      </w:r>
+      <w:r>
+        <w:rPr>
+          <w:vertAlign w:val="subscript"/>
+        </w:rPr>
+        <w:t>A</w:t>
+      </w:r>
+      <w:r>
+        <w:t>γ</w:t>
+      </w:r>
+      <w:r>
+        <w:rPr>
+          <w:vertAlign w:val="superscript"/>
+        </w:rPr>
+        <w:t>β</w:t>
+      </w:r>
+      <w:r>
+        <w:t>p̸₂]γ</w:t>
+      </w:r>
+      <w:r>
+        <w:rPr>
+          <w:vertAlign w:val="subscript"/>
+        </w:rPr>
+        <w:t>α</w:t>
+      </w:r>
+      <w:r>
+        <w:t>=−2p̸₂γ</w:t>
+      </w:r>
+      <w:r>
+        <w:rPr>
+          <w:vertAlign w:val="superscript"/>
+        </w:rPr>
+        <w:t>β</w:t>
+      </w:r>
+      <w:r>
+        <w:t>q̸</w:t>
+      </w:r>
+      <w:r>
+        <w:rPr>
+          <w:vertAlign w:val="subscript"/>
+        </w:rPr>
+        <w:t>A</w:t>
+      </w:r>
+      <w:r>
+        <w:t>, reversing the order of the three factors.</w:t>
       </w:r>
     </w:p>
     <w:p>
@@ -3824,7 +5132,97 @@
         <w:t xml:space="preserve"> </w:t>
       </w:r>
       <w:r>
-        <w:t>Substituting Exercise 7's result into T_AB=Tr[p̸₁(−2p̸₂γ^βq̸_A)q̸_Bγ_β] (setting m=0 throughout) gives T_AB=−2Tr[p̸₁p̸₂γ^βq̸_Aq̸_Bγ_β], using cyclicity to reorder as needed to match Section 3.1's stated form.</w:t>
+        <w:t>Substituting Exercise 7's result into T</w:t>
+      </w:r>
+      <w:r>
+        <w:rPr>
+          <w:vertAlign w:val="subscript"/>
+        </w:rPr>
+        <w:t>AB</w:t>
+      </w:r>
+      <w:r>
+        <w:t>=Tr[p̸₁(−2p̸₂γ</w:t>
+      </w:r>
+      <w:r>
+        <w:rPr>
+          <w:vertAlign w:val="superscript"/>
+        </w:rPr>
+        <w:t>β</w:t>
+      </w:r>
+      <w:r>
+        <w:t>q̸</w:t>
+      </w:r>
+      <w:r>
+        <w:rPr>
+          <w:vertAlign w:val="subscript"/>
+        </w:rPr>
+        <w:t>A</w:t>
+      </w:r>
+      <w:r>
+        <w:t>)q̸</w:t>
+      </w:r>
+      <w:r>
+        <w:rPr>
+          <w:vertAlign w:val="subscript"/>
+        </w:rPr>
+        <w:t>B</w:t>
+      </w:r>
+      <w:r>
+        <w:t>γ</w:t>
+      </w:r>
+      <w:r>
+        <w:rPr>
+          <w:vertAlign w:val="subscript"/>
+        </w:rPr>
+        <w:t>β</w:t>
+      </w:r>
+      <w:r>
+        <w:t>] (setting m=0 throughout) gives T</w:t>
+      </w:r>
+      <w:r>
+        <w:rPr>
+          <w:vertAlign w:val="subscript"/>
+        </w:rPr>
+        <w:t>AB</w:t>
+      </w:r>
+      <w:r>
+        <w:t>=−2Tr[p̸₁p̸₂γ</w:t>
+      </w:r>
+      <w:r>
+        <w:rPr>
+          <w:vertAlign w:val="superscript"/>
+        </w:rPr>
+        <w:t>β</w:t>
+      </w:r>
+      <w:r>
+        <w:t>q̸</w:t>
+      </w:r>
+      <w:r>
+        <w:rPr>
+          <w:vertAlign w:val="subscript"/>
+        </w:rPr>
+        <w:t>A</w:t>
+      </w:r>
+      <w:r>
+        <w:t>q̸</w:t>
+      </w:r>
+      <w:r>
+        <w:rPr>
+          <w:vertAlign w:val="subscript"/>
+        </w:rPr>
+        <w:t>B</w:t>
+      </w:r>
+      <w:r>
+        <w:t>γ</w:t>
+      </w:r>
+      <w:r>
+        <w:rPr>
+          <w:vertAlign w:val="subscript"/>
+        </w:rPr>
+        <w:t>β</w:t>
+      </w:r>
+      <w:r>
+        <w:t>], using cyclicity to reorder as needed to match Section 3.1's stated form.</w:t>
       </w:r>
     </w:p>
     <w:p>
@@ -3838,7 +5236,43 @@
         <w:t xml:space="preserve"> </w:t>
       </w:r>
       <w:r>
-        <w:t>q_A·q_B=(p₁−k₁)·(p₁−k₂)=p₁²−p₁·k₂−k₁·p₁+k₁·k₂. From t=(p₁−k₁)²=p₁²−2p₁·k₁+k₁²=−2p₁·k₁ (massless), p₁·k₁=−t/2, so −k₁·p₁=t/2 in the expansion above; similarly p₁·k₂=−u/2 from u=(p₁−k₂)²; and k₁·k₂=s/2 from s=(k₁+k₂)²=2k₁·k₂. Substituting, with p₁²=0: q_A·q_B=0−(−u/2)+t/2+s/2=(s+t+u)/2=0.</w:t>
+        <w:t>q</w:t>
+      </w:r>
+      <w:r>
+        <w:rPr>
+          <w:vertAlign w:val="subscript"/>
+        </w:rPr>
+        <w:t>A</w:t>
+      </w:r>
+      <w:r>
+        <w:t>·q</w:t>
+      </w:r>
+      <w:r>
+        <w:rPr>
+          <w:vertAlign w:val="subscript"/>
+        </w:rPr>
+        <w:t>B</w:t>
+      </w:r>
+      <w:r>
+        <w:t>=(p₁−k₁)·(p₁−k₂)=p₁²−p₁·k₂−k₁·p₁+k₁·k₂. From t=(p₁−k₁)²=p₁²−2p₁·k₁+k₁²=−2p₁·k₁ (massless), p₁·k₁=−t/2, so −k₁·p₁=t/2 in the expansion above; similarly p₁·k₂=−u/2 from u=(p₁−k₂)²; and k₁·k₂=s/2 from s=(k₁+k₂)²=2k₁·k₂. Substituting, with p₁²=0: q</w:t>
+      </w:r>
+      <w:r>
+        <w:rPr>
+          <w:vertAlign w:val="subscript"/>
+        </w:rPr>
+        <w:t>A</w:t>
+      </w:r>
+      <w:r>
+        <w:t>·q</w:t>
+      </w:r>
+      <w:r>
+        <w:rPr>
+          <w:vertAlign w:val="subscript"/>
+        </w:rPr>
+        <w:t>B</w:t>
+      </w:r>
+      <w:r>
+        <w:t>=0−(−u/2)+t/2+s/2=(s+t+u)/2=0.</w:t>
       </w:r>
     </w:p>
     <w:p>
@@ -3852,7 +5286,115 @@
         <w:t xml:space="preserve"> </w:t>
       </w:r>
       <w:r>
-        <w:t>Combining Exercise 8's T_AB=−2Tr[p̸₁p̸₂γ^βq̸_Aq̸_Bγ_β] with γ^βq̸_Aq̸_Bγ_β=4(q_A·q_B)I=0 (Exercise 9), T_AB=−2Tr[p̸₁p̸₂·0]=0.</w:t>
+        <w:t>Combining Exercise 8's T</w:t>
+      </w:r>
+      <w:r>
+        <w:rPr>
+          <w:vertAlign w:val="subscript"/>
+        </w:rPr>
+        <w:t>AB</w:t>
+      </w:r>
+      <w:r>
+        <w:t>=−2Tr[p̸₁p̸₂γ</w:t>
+      </w:r>
+      <w:r>
+        <w:rPr>
+          <w:vertAlign w:val="superscript"/>
+        </w:rPr>
+        <w:t>β</w:t>
+      </w:r>
+      <w:r>
+        <w:t>q̸</w:t>
+      </w:r>
+      <w:r>
+        <w:rPr>
+          <w:vertAlign w:val="subscript"/>
+        </w:rPr>
+        <w:t>A</w:t>
+      </w:r>
+      <w:r>
+        <w:t>q̸</w:t>
+      </w:r>
+      <w:r>
+        <w:rPr>
+          <w:vertAlign w:val="subscript"/>
+        </w:rPr>
+        <w:t>B</w:t>
+      </w:r>
+      <w:r>
+        <w:t>γ</w:t>
+      </w:r>
+      <w:r>
+        <w:rPr>
+          <w:vertAlign w:val="subscript"/>
+        </w:rPr>
+        <w:t>β</w:t>
+      </w:r>
+      <w:r>
+        <w:t>] with γ</w:t>
+      </w:r>
+      <w:r>
+        <w:rPr>
+          <w:vertAlign w:val="superscript"/>
+        </w:rPr>
+        <w:t>β</w:t>
+      </w:r>
+      <w:r>
+        <w:t>q̸</w:t>
+      </w:r>
+      <w:r>
+        <w:rPr>
+          <w:vertAlign w:val="subscript"/>
+        </w:rPr>
+        <w:t>A</w:t>
+      </w:r>
+      <w:r>
+        <w:t>q̸</w:t>
+      </w:r>
+      <w:r>
+        <w:rPr>
+          <w:vertAlign w:val="subscript"/>
+        </w:rPr>
+        <w:t>B</w:t>
+      </w:r>
+      <w:r>
+        <w:t>γ</w:t>
+      </w:r>
+      <w:r>
+        <w:rPr>
+          <w:vertAlign w:val="subscript"/>
+        </w:rPr>
+        <w:t>β</w:t>
+      </w:r>
+      <w:r>
+        <w:t>=4(q</w:t>
+      </w:r>
+      <w:r>
+        <w:rPr>
+          <w:vertAlign w:val="subscript"/>
+        </w:rPr>
+        <w:t>A</w:t>
+      </w:r>
+      <w:r>
+        <w:t>·q</w:t>
+      </w:r>
+      <w:r>
+        <w:rPr>
+          <w:vertAlign w:val="subscript"/>
+        </w:rPr>
+        <w:t>B</w:t>
+      </w:r>
+      <w:r>
+        <w:t>)I=0 (Exercise 9), T</w:t>
+      </w:r>
+      <w:r>
+        <w:rPr>
+          <w:vertAlign w:val="subscript"/>
+        </w:rPr>
+        <w:t>AB</w:t>
+      </w:r>
+      <w:r>
+        <w:t>=−2Tr[p̸₁p̸₂·0]=0.</w:t>
       </w:r>
     </w:p>
     <w:p>
@@ -3866,7 +5408,34 @@
         <w:t xml:space="preserve"> </w:t>
       </w:r>
       <w:r>
-        <w:t>(1/4)Σ|ℳ|²=(e⁴/4)[T_AA/t²+T_BB/u²+2T_AB/(tu)]=(e⁴/4)[8tu/t²+8tu/u²+0]=(e⁴/4)[8u/t+8t/u]=2e⁴(u/t+t/u)=2e⁴(t/u+u/t).</w:t>
+        <w:t>(1/4)Σ|ℳ|²=(e⁴/4)[T</w:t>
+      </w:r>
+      <w:r>
+        <w:rPr>
+          <w:vertAlign w:val="subscript"/>
+        </w:rPr>
+        <w:t>AA</w:t>
+      </w:r>
+      <w:r>
+        <w:t>/t²+T</w:t>
+      </w:r>
+      <w:r>
+        <w:rPr>
+          <w:vertAlign w:val="subscript"/>
+        </w:rPr>
+        <w:t>BB</w:t>
+      </w:r>
+      <w:r>
+        <w:t>/u²+2T</w:t>
+      </w:r>
+      <w:r>
+        <w:rPr>
+          <w:vertAlign w:val="subscript"/>
+        </w:rPr>
+        <w:t>AB</w:t>
+      </w:r>
+      <w:r>
+        <w:t>/(tu)]=(e⁴/4)[8tu/t²+8tu/u²+0]=(e⁴/4)[8u/t+8t/u]=2e⁴(u/t+t/u)=2e⁴(t/u+u/t).</w:t>
       </w:r>
     </w:p>
     <w:p>
@@ -3936,7 +5505,34 @@
         <w:t xml:space="preserve"> </w:t>
       </w:r>
       <w:r>
-        <w:t>Lessons 56 and 58 both give 2e⁴(t/u+u/t), a function of t and u: the processes are time reverses, with the same spin and polarization average, so the results must agree. Lesson 57's −2e⁴(s/u+u/s) depends on s and u. Crossing annihilation into Compton scattering sends t to s and leaves u in place, and moving one fermion across the reaction brings an overall minus sign. None of the three has an interference contribution: in each, T_AB is proportional to q_A·q_B, which vanishes for massless particles.</w:t>
+        <w:t>Lessons 56 and 58 both give 2e⁴(t/u+u/t), a function of t and u: the processes are time reverses, with the same spin and polarization average, so the results must agree. Lesson 57's −2e⁴(s/u+u/s) depends on s and u. Crossing annihilation into Compton scattering sends t to s and leaves u in place, and moving one fermion across the reaction brings an overall minus sign. None of the three has an interference contribution: in each, T</w:t>
+      </w:r>
+      <w:r>
+        <w:rPr>
+          <w:vertAlign w:val="subscript"/>
+        </w:rPr>
+        <w:t>AB</w:t>
+      </w:r>
+      <w:r>
+        <w:t xml:space="preserve"> is proportional to q</w:t>
+      </w:r>
+      <w:r>
+        <w:rPr>
+          <w:vertAlign w:val="subscript"/>
+        </w:rPr>
+        <w:t>A</w:t>
+      </w:r>
+      <w:r>
+        <w:t>·q</w:t>
+      </w:r>
+      <w:r>
+        <w:rPr>
+          <w:vertAlign w:val="subscript"/>
+        </w:rPr>
+        <w:t>B</w:t>
+      </w:r>
+      <w:r>
+        <w:t>, which vanishes for massless particles.</w:t>
       </w:r>
     </w:p>
     <w:p>
@@ -3944,47 +5540,12 @@
         <w:pStyle w:val="Heading2"/>
       </w:pPr>
       <w:r>
-        <w:t>Mastery checklist</w:t>
+        <w:t>Mastery check</w:t>
       </w:r>
     </w:p>
     <w:p>
-      <w:pPr>
-        <w:pStyle w:val="ListBullet"/>
-      </w:pPr>
-      <w:r>
-        <w:t>I can set up pair production's two diagrams and identify their internal momenta with t and u.</w:t>
-      </w:r>
-    </w:p>
-    <w:p>
-      <w:pPr>
-        <w:pStyle w:val="ListBullet"/>
-      </w:pPr>
-      <w:r>
-        <w:t>I can show T_AA=T_BB=8tu by direct analogy with Lesson 56.</w:t>
-      </w:r>
-    </w:p>
-    <w:p>
-      <w:pPr>
-        <w:pStyle w:val="ListBullet"/>
-      </w:pPr>
-      <w:r>
-        <w:t>I can show T_AB=0 by the same interleaved-contraction mechanism as Lesson 57.</w:t>
-      </w:r>
-    </w:p>
-    <w:p>
-      <w:pPr>
-        <w:pStyle w:val="ListBullet"/>
-      </w:pPr>
-      <w:r>
-        <w:t>I can assemble the complete result (1/4)Σ|ℳ|²=2e⁴(t/u+u/t) and explain why it is positive.</w:t>
-      </w:r>
-    </w:p>
-    <w:p>
-      <w:pPr>
-        <w:pStyle w:val="ListBullet"/>
-      </w:pPr>
-      <w:r>
-        <w:t>I can derive the threshold condition s≥4m² and explain why pair production requires at least two photons.</w:t>
+      <w:r>
+        <w:t>Before moving on, do the Core exercises without looking at the solutions and state this lesson's main result from memory. If both go smoothly, continue; if not, reread the sections the missed exercises cite.</w:t>
       </w:r>
     </w:p>
     <w:p>
@@ -4036,7 +5597,7 @@
         <w:color w:val="5A5A5A"/>
         <w:sz w:val="16"/>
       </w:rPr>
-      <w:t>QED Course   Lesson 58</w:t>
+      <w:t>A QED Course   Lesson 58</w:t>
     </w:r>
   </w:p>
 </w:hdr>
